--- a/경력기술서_김우신_JP마케팅.docx
+++ b/경력기술서_김우신_JP마케팅.docx
@@ -698,119 +698,35 @@
           <w:sz w:val="20"/>
           <w:szCs w:val="20"/>
         </w:rPr>
-        <w:t>펄어비스에서 7년 넘게 검은사막 콘솔 라이브 서비스를 담당하며, PS4 론칭부터</w:t>
-      </w:r>
-    </w:p>
-    <w:p>
-      <w:pPr>
-        <w:spacing w:after="120"/>
-      </w:pPr>
-      <w:r>
-        <w:rPr>
-          <w:rFonts w:ascii="Malgun Gothic" w:cs="Malgun Gothic" w:eastAsia="Malgun Gothic" w:hAnsi="Malgun Gothic"/>
-          <w:color w:val="444444"/>
-          <w:sz w:val="20"/>
-          <w:szCs w:val="20"/>
-        </w:rPr>
-        <w:t>크로스플레이, PS5/XBS 세대 전환 및 구세대 서비스 종료, 글로벌 계정 통합까지</w:t>
-      </w:r>
-    </w:p>
-    <w:p>
-      <w:pPr>
-        <w:spacing w:after="120"/>
-      </w:pPr>
-      <w:r>
-        <w:rPr>
-          <w:rFonts w:ascii="Malgun Gothic" w:cs="Malgun Gothic" w:eastAsia="Malgun Gothic" w:hAnsi="Malgun Gothic"/>
-          <w:color w:val="444444"/>
-          <w:sz w:val="20"/>
-          <w:szCs w:val="20"/>
-        </w:rPr>
-        <w:t>서비스 생애주기 전 구간을 담당했습니다.</w:t>
-      </w:r>
-    </w:p>
-    <w:p>
-      <w:pPr>
-        <w:spacing w:after="120"/>
-      </w:pPr>
-      <w:r>
-        <w:rPr>
-          <w:rFonts w:ascii="Malgun Gothic" w:cs="Malgun Gothic" w:eastAsia="Malgun Gothic" w:hAnsi="Malgun Gothic"/>
-          <w:color w:val="444444"/>
-          <w:sz w:val="20"/>
-          <w:szCs w:val="20"/>
-        </w:rPr>
-        <w:t>핵심 업무는 (1) 일본을 포함한 글로벌 유저의 데이터·피드백을 분석해 문제를 정의하고,</w:t>
-      </w:r>
-    </w:p>
-    <w:p>
-      <w:pPr>
-        <w:spacing w:after="120"/>
-      </w:pPr>
-      <w:r>
-        <w:rPr>
-          <w:rFonts w:ascii="Malgun Gothic" w:cs="Malgun Gothic" w:eastAsia="Malgun Gothic" w:hAnsi="Malgun Gothic"/>
-          <w:color w:val="444444"/>
-          <w:sz w:val="20"/>
-          <w:szCs w:val="20"/>
-        </w:rPr>
-        <w:t>(2) 개발·기획·DB·정책·QA·플랫폼사 사이에서 이슈를 구조화해 의사결정 방향을 제안하며,</w:t>
-      </w:r>
-    </w:p>
-    <w:p>
-      <w:pPr>
-        <w:spacing w:after="120"/>
-      </w:pPr>
-      <w:r>
-        <w:rPr>
-          <w:rFonts w:ascii="Malgun Gothic" w:cs="Malgun Gothic" w:eastAsia="Malgun Gothic" w:hAnsi="Malgun Gothic"/>
-          <w:color w:val="444444"/>
-          <w:sz w:val="20"/>
-          <w:szCs w:val="20"/>
-        </w:rPr>
-        <w:t>(3) 일본 규제·유저 대응을 원어민으로서 직접 수행하는 것이었습니다.</w:t>
-      </w:r>
-    </w:p>
-    <w:p>
-      <w:pPr>
-        <w:spacing w:after="120"/>
-      </w:pPr>
-      <w:r>
-        <w:rPr>
-          <w:rFonts w:ascii="Malgun Gothic" w:cs="Malgun Gothic" w:eastAsia="Malgun Gothic" w:hAnsi="Malgun Gothic"/>
-          <w:color w:val="444444"/>
-          <w:sz w:val="20"/>
-          <w:szCs w:val="20"/>
-        </w:rPr>
-        <w:t>라이브 서비스에서 쌓은 "유저 이해 → 가설 → 실험 → 개선 반영" 사이클과</w:t>
-      </w:r>
-    </w:p>
-    <w:p>
-      <w:pPr>
-        <w:spacing w:after="120"/>
-      </w:pPr>
-      <w:r>
-        <w:rPr>
-          <w:rFonts w:ascii="Malgun Gothic" w:cs="Malgun Gothic" w:eastAsia="Malgun Gothic" w:hAnsi="Malgun Gothic"/>
-          <w:color w:val="444444"/>
-          <w:sz w:val="20"/>
-          <w:szCs w:val="20"/>
-        </w:rPr>
-        <w:t>일본 원어민으로서의 커뮤니케이션 역량을 토스증권 일본 시장 진입에도 같은 방식으로 살려, 일본 유저에게 닿는 마케팅으로 기여하고자</w:t>
-      </w:r>
-    </w:p>
-    <w:p>
-      <w:pPr>
-        <w:spacing w:after="120"/>
-      </w:pPr>
-      <w:r>
-        <w:rPr>
-          <w:rFonts w:ascii="Malgun Gothic" w:cs="Malgun Gothic" w:eastAsia="Malgun Gothic" w:hAnsi="Malgun Gothic"/>
-          <w:color w:val="444444"/>
-          <w:sz w:val="20"/>
-          <w:szCs w:val="20"/>
-        </w:rPr>
-        <w:t>합니다.</w:t>
+        <w:t xml:space="preserve">펄어비스에서 7년 넘게 검은사막 콘솔 라이브 서비스를 담당하며, PS4 론칭부터 크로스플레이, PS5/XBS 세대 전환 및 구세대 서비스 종료, 글로벌 계정 통합까지 서비스 생애주기 전 구간을 담당했습니다.</w:t>
+      </w:r>
+    </w:p>
+    <w:p>
+      <w:pPr>
+        <w:spacing w:after="80"/>
+      </w:pPr>
+      <w:r>
+        <w:rPr>
+          <w:rFonts w:ascii="Malgun Gothic" w:cs="Malgun Gothic" w:eastAsia="Malgun Gothic" w:hAnsi="Malgun Gothic"/>
+          <w:color w:val="222222"/>
+          <w:sz w:val="20"/>
+          <w:szCs w:val="20"/>
+        </w:rPr>
+        <w:t xml:space="preserve">핵심 업무는 (1) 일본을 포함한 글로벌 유저의 데이터·피드백을 분석해 문제를 정의하고, (2) 개발·기획·DB·정책·QA·플랫폼사 사이에서 이슈를 구조화해 의사결정 방향을 제안하며, (3) 일본 규제·유저 대응을 원어민으로서 직접 수행하는 것이었습니다.</w:t>
+      </w:r>
+    </w:p>
+    <w:p>
+      <w:pPr>
+        <w:spacing w:after="80"/>
+      </w:pPr>
+      <w:r>
+        <w:rPr>
+          <w:rFonts w:ascii="Malgun Gothic" w:cs="Malgun Gothic" w:eastAsia="Malgun Gothic" w:hAnsi="Malgun Gothic"/>
+          <w:color w:val="222222"/>
+          <w:sz w:val="20"/>
+          <w:szCs w:val="20"/>
+        </w:rPr>
+        <w:t xml:space="preserve">라이브 서비스에서 쌓은 "유저 이해 → 가설 → 실험 → 개선 반영" 사이클과 일본 원어민으로서의 커뮤니케이션 역량을 토스증권 일본 시장 진입에도 같은 방식으로 살려, 일본 유저에게 닿는 마케팅으로 기여하고자 합니다.</w:t>
       </w:r>
     </w:p>
     <w:p>

--- a/경력기술서_김우신_JP마케팅.docx
+++ b/경력기술서_김우신_JP마케팅.docx
@@ -708,7 +708,7 @@
       <w:r>
         <w:rPr>
           <w:rFonts w:ascii="Malgun Gothic" w:cs="Malgun Gothic" w:eastAsia="Malgun Gothic" w:hAnsi="Malgun Gothic"/>
-          <w:color w:val="222222"/>
+          <w:color w:val="444444"/>
           <w:sz w:val="20"/>
           <w:szCs w:val="20"/>
         </w:rPr>
@@ -722,7 +722,7 @@
       <w:r>
         <w:rPr>
           <w:rFonts w:ascii="Malgun Gothic" w:cs="Malgun Gothic" w:eastAsia="Malgun Gothic" w:hAnsi="Malgun Gothic"/>
-          <w:color w:val="222222"/>
+          <w:color w:val="444444"/>
           <w:sz w:val="20"/>
           <w:szCs w:val="20"/>
         </w:rPr>
@@ -1059,7 +1059,7 @@
           <w:sz w:val="19"/>
           <w:szCs w:val="19"/>
         </w:rPr>
-        <w:t xml:space="preserve"> Slack, Google Docs/Sheets, Excel, JIRA, 자체 어드민 툴, 사내 BI 툴, Python, VS Code, 생성형 AI</w:t>
+        <w:t xml:space="preserve">Slack · Google Docs/Sheets · Excel · JIRA · 자체 어드민 툴 · 사내 BI 툴 · Python · VS Code · 생성형 AI</w:t>
       </w:r>
     </w:p>
     <w:p>
@@ -1204,7 +1204,7 @@
           <w:sz w:val="19"/>
           <w:szCs w:val="19"/>
         </w:rPr>
-        <w:t xml:space="preserve"> Slack, Google Docs/Sheets, Excel, Steam, 생성형 AI</w:t>
+        <w:t xml:space="preserve">Slack · Google Docs/Sheets · Excel · Steam · 생성형 AI</w:t>
       </w:r>
     </w:p>
     <w:p>
@@ -1454,7 +1454,7 @@
           <w:sz w:val="19"/>
           <w:szCs w:val="19"/>
         </w:rPr>
-        <w:t xml:space="preserve"> Slack, Excel, 일본 자금결제법, PlayStation Partners, Microsoft Partner Center, Word, JIRA, 생성형 AI</w:t>
+        <w:t xml:space="preserve">Slack · Excel · 일본 자금결제법 · PlayStation Partners · Microsoft Partner Center · Word · JIRA · 생성형 AI</w:t>
       </w:r>
     </w:p>
     <w:p>
@@ -1620,7 +1620,7 @@
           <w:sz w:val="19"/>
           <w:szCs w:val="19"/>
         </w:rPr>
-        <w:t xml:space="preserve"> Slack, Google Docs/Sheets, PowerPoint, Excel, 운영정책·약관·EULA 문서</w:t>
+        <w:t xml:space="preserve">Slack · Google Docs/Sheets · PowerPoint · Excel · 운영정책·약관·EULA 문서</w:t>
       </w:r>
     </w:p>
     <w:p>
@@ -1786,7 +1786,7 @@
           <w:sz w:val="19"/>
           <w:szCs w:val="19"/>
         </w:rPr>
-        <w:t xml:space="preserve"> Google Analytics, Google Sheets, Excel, PowerPoint, JIRA, 자체 어드민 툴</w:t>
+        <w:t xml:space="preserve">Google Analytics · Google Sheets · Excel · PowerPoint · JIRA · 자체 어드민 툴</w:t>
       </w:r>
     </w:p>
     <w:p>
@@ -1973,7 +1973,7 @@
           <w:sz w:val="19"/>
           <w:szCs w:val="19"/>
         </w:rPr>
-        <w:t xml:space="preserve"> Slack, Excel, Word, JIRA, 자체 어드민 툴, PowerPoint, 일본 심의등급 CERO</w:t>
+        <w:t xml:space="preserve">Slack · Excel · Word · JIRA · 자체 어드민 툴 · PowerPoint · 일본 심의등급 CERO</w:t>
       </w:r>
     </w:p>
     <w:p>
@@ -2160,7 +2160,7 @@
           <w:sz w:val="19"/>
           <w:szCs w:val="19"/>
         </w:rPr>
-        <w:t xml:space="preserve"> Slack, Google Docs/Sheets, PowerPoint, Excel, 운영정책·약관·EULA 문서</w:t>
+        <w:t xml:space="preserve">Slack · Google Docs/Sheets · PowerPoint · Excel · 운영정책·약관·EULA 문서</w:t>
       </w:r>
     </w:p>
     <w:p>
